--- a/public/reports/fertilizer_urea.docx
+++ b/public/reports/fertilizer_urea.docx
@@ -13,7 +13,7 @@
           <w:color w:val="000000"/>
           <w:sz w:val="44"/>
         </w:rPr>
-        <w:t>尿素对华依赖波动与越南路径核验</w:t>
+        <w:t>尿素对华进口依赖与供应风险分析报告</w:t>
       </w:r>
     </w:p>
     <w:p>
@@ -61,7 +61,7 @@
                 <w:color w:val="1F4D78"/>
                 <w:sz w:val="19"/>
               </w:rPr>
-              <w:t>HS2022 8位码</w:t>
+              <w:t>真实统计编码</w:t>
             </w:r>
           </w:p>
         </w:tc>
@@ -82,7 +82,7 @@
                 <w:color w:val="000000"/>
                 <w:sz w:val="19"/>
               </w:rPr>
-              <w:t>31021000</w:t>
+              <w:t>HS6 国际可比口径 310210</w:t>
             </w:r>
           </w:p>
         </w:tc>
@@ -127,7 +127,7 @@
                 <w:color w:val="000000"/>
                 <w:sz w:val="19"/>
               </w:rPr>
-              <w:t>统计口径 HS6</w:t>
+              <w:t>HS6 国际可比口径</w:t>
             </w:r>
           </w:p>
         </w:tc>
@@ -324,7 +324,7 @@
     </w:p>
     <w:p>
       <w:r>
-        <w:t>尿素对华依赖在 2024-25 财年降至低位后，于 2025-26 前 11 个月明显回升。2025 自然年价值口径下中国占印度尿素进口约 18.7%；第三国路线中，阿联酋存在强反证，越南仅能支持个别批次的可能性。</w:t>
+        <w:t>尿素在 2025 年的对华来源占比为 18.7%，应结合企业采购、原产地证书和 HS8 单证继续验证。</w:t>
       </w:r>
     </w:p>
     <w:p>
@@ -345,7 +345,7 @@
           <w:rFonts w:ascii="Microsoft YaHei" w:hAnsi="Microsoft YaHei" w:eastAsia="Microsoft YaHei"/>
           <w:sz w:val="21"/>
         </w:rPr>
-        <w:t>2025 年印度自中国进口尿素约 8.79 亿美元，全球进口约 46.94 亿美元，对华来源占比 18.7%。</w:t>
+        <w:t>2025 年印度自中国进口 878.8 百万美元，全球进口 4.69 十亿美元，对华来源占比 18.7%。</w:t>
       </w:r>
     </w:p>
     <w:p>
@@ -358,7 +358,7 @@
           <w:rFonts w:ascii="Microsoft YaHei" w:hAnsi="Microsoft YaHei" w:eastAsia="Microsoft YaHei"/>
           <w:sz w:val="21"/>
         </w:rPr>
-        <w:t>印度官方数量显示，中国份额由 2023-24 财年的 26.5%降至 2024-25 的 1.8%，2025-26 截至 2026 年 2 月回升到 21.7%。</w:t>
+        <w:t>页面和报告均使用真实的 HS6 国际可比口径 310210；不补零、不使用父级大类代理金额。</w:t>
       </w:r>
     </w:p>
     <w:p>
@@ -371,7 +371,7 @@
           <w:rFonts w:ascii="Microsoft YaHei" w:hAnsi="Microsoft YaHei" w:eastAsia="Microsoft YaHei"/>
           <w:sz w:val="21"/>
         </w:rPr>
-        <w:t>2024 年印度自阿联酋进口尿素 5.81892 亿千克，而中国对阿联酋出口仅 22.488 万千克，基本排除该批量主要来自中国再出口。</w:t>
+        <w:t>主要替代供应国或地区包括：阿曼、俄罗斯、卡塔尔、沙特阿拉伯、阿联酋。</w:t>
       </w:r>
     </w:p>
     <w:p>
@@ -384,12 +384,12 @@
     </w:p>
     <w:p>
       <w:r>
-        <w:t>尿素来源正向阿曼、俄罗斯、卡塔尔、沙特和阿联酋等海湾/远洋供应国切换，中国则更多表现为政策窗口打开时的弹性来源。</w:t>
+        <w:t>该品类的公开贸易数据能够用于识别来源集中度，但不足以替代企业级 BOM、合同、发票、原产地证书和物流单证。</w:t>
       </w:r>
     </w:p>
     <w:p>
       <w:r>
-        <w:t>对印风险并不只来自中国。霍尔木兹或红海受扰时，替代中国的海湾来源也可能同步承压，造成招标价格、航程和财政补贴上升。</w:t>
+        <w:t>对第三国路径的判断应区分实质加工、区域分销、库存调拨和简单转运；金额同步变化只能作为筛查信号。</w:t>
       </w:r>
     </w:p>
     <w:p>
@@ -402,7 +402,7 @@
     </w:p>
     <w:p>
       <w:r>
-        <w:t>镜像数量只能检验路线是否具备物量上限，不能证明具体批次；财政年度数量与自然年价值不得直接相加。</w:t>
+        <w:t>当前公开数据仅能提供路径筛查信号，不构成转口事实认定。</w:t>
       </w:r>
     </w:p>
     <w:p>
@@ -415,7 +415,7 @@
     </w:p>
     <w:p>
       <w:r>
-        <w:t>尿素的对华依赖属于高波动、可切换但受物流约束的依赖。中国直接供应已在 2025-26 明显恢复；阿联酋大规模转口可基本排除，越南路线仅应列为低优先级核验对象。</w:t>
+        <w:t>尿素应作为供应链依赖监测对象，结论准确度为 高概率。后续需用 HS8 与业务单证校验。</w:t>
       </w:r>
     </w:p>
     <w:p>
@@ -436,7 +436,7 @@
           <w:rFonts w:ascii="Microsoft YaHei" w:hAnsi="Microsoft YaHei" w:eastAsia="Microsoft YaHei"/>
           <w:sz w:val="21"/>
         </w:rPr>
-        <w:t>中国尿素出口政策与港口滞留量</w:t>
+        <w:t>HS8 单证与企业采购数据</w:t>
       </w:r>
     </w:p>
     <w:p>
@@ -449,7 +449,7 @@
           <w:rFonts w:ascii="Microsoft YaHei" w:hAnsi="Microsoft YaHei" w:eastAsia="Microsoft YaHei"/>
           <w:sz w:val="21"/>
         </w:rPr>
-        <w:t>印度招标中标来源、报价与到港节奏</w:t>
+        <w:t>原产国、装运国与发票国差异</w:t>
       </w:r>
     </w:p>
     <w:p>
@@ -462,20 +462,7 @@
           <w:rFonts w:ascii="Microsoft YaHei" w:hAnsi="Microsoft YaHei" w:eastAsia="Microsoft YaHei"/>
           <w:sz w:val="21"/>
         </w:rPr>
-        <w:t>越南对华进口与对印出口的同月数量</w:t>
-      </w:r>
-    </w:p>
-    <w:p>
-      <w:pPr>
-        <w:pStyle w:val="ListBullet"/>
-        <w:spacing w:after="80"/>
-      </w:pPr>
-      <w:r>
-        <w:rPr>
-          <w:rFonts w:ascii="Microsoft YaHei" w:hAnsi="Microsoft YaHei" w:eastAsia="Microsoft YaHei"/>
-          <w:sz w:val="21"/>
-        </w:rPr>
-        <w:t>阿曼—霍尔木兹—印度航线风险</w:t>
+        <w:t>月度进口额和对华占比异常波动</w:t>
       </w:r>
     </w:p>
     <w:p>
@@ -496,7 +483,7 @@
           <w:rFonts w:ascii="Microsoft YaHei" w:hAnsi="Microsoft YaHei" w:eastAsia="Microsoft YaHei"/>
           <w:sz w:val="21"/>
         </w:rPr>
-        <w:t>化肥专题报告：尿素国别—品类官方数量表</w:t>
+        <w:t>UN Comtrade 2025 / monthly API, HS 2022 (H6)</w:t>
       </w:r>
     </w:p>
     <w:p>
@@ -509,7 +496,7 @@
           <w:rFonts w:ascii="Microsoft YaHei" w:hAnsi="Microsoft YaHei" w:eastAsia="Microsoft YaHei"/>
           <w:sz w:val="21"/>
         </w:rPr>
-        <w:t>WITS 2023 越南尿素镜像贸易</w:t>
+        <w:t>印度 DGCI&amp;S TradeStat</w:t>
       </w:r>
     </w:p>
     <w:p>
@@ -522,20 +509,7 @@
           <w:rFonts w:ascii="Microsoft YaHei" w:hAnsi="Microsoft YaHei" w:eastAsia="Microsoft YaHei"/>
           <w:sz w:val="21"/>
         </w:rPr>
-        <w:t>WITS 2024 阿联酋尿素镜像贸易</w:t>
-      </w:r>
-    </w:p>
-    <w:p>
-      <w:pPr>
-        <w:pStyle w:val="ListBullet"/>
-        <w:spacing w:after="80"/>
-      </w:pPr>
-      <w:r>
-        <w:rPr>
-          <w:rFonts w:ascii="Microsoft YaHei" w:hAnsi="Microsoft YaHei" w:eastAsia="Microsoft YaHei"/>
-          <w:sz w:val="21"/>
-        </w:rPr>
-        <w:t>UN Comtrade 2025 HS 310210</w:t>
+        <w:t>项目页面公开研究口径说明</w:t>
       </w:r>
     </w:p>
     <w:p>
@@ -569,7 +543,7 @@
         <w:color w:val="666666"/>
         <w:sz w:val="18"/>
       </w:rPr>
-      <w:t>尿素对华依赖波动与越南路径核验 · 2026-07-23</w:t>
+      <w:t>尿素对华进口依赖与供应风险分析报告 · 2026-07-23</w:t>
     </w:r>
   </w:p>
 </w:ftr>

--- a/public/reports/fertilizer_urea.docx
+++ b/public/reports/fertilizer_urea.docx
@@ -33,19 +33,26 @@
     <w:tbl>
       <w:tblPr>
         <w:tblStyle w:val="TableGrid"/>
-        <w:tblW w:type="auto" w:w="0"/>
         <w:jc w:val="left"/>
+        <w:tblLook w:firstColumn="1" w:firstRow="1" w:lastColumn="0" w:lastRow="0" w:noHBand="0" w:noVBand="1" w:val="04A0"/>
+        <w:tblW w:w="9360" w:type="dxa"/>
+        <w:tblInd w:w="120" w:type="dxa"/>
         <w:tblLayout w:type="fixed"/>
-        <w:tblLook w:firstColumn="1" w:firstRow="1" w:lastColumn="0" w:lastRow="0" w:noHBand="0" w:noVBand="1" w:val="04A0"/>
+        <w:tblCellMar>
+          <w:top w:w="80" w:type="dxa"/>
+          <w:start w:w="120" w:type="dxa"/>
+          <w:bottom w:w="80" w:type="dxa"/>
+          <w:end w:w="120" w:type="dxa"/>
+        </w:tblCellMar>
       </w:tblPr>
       <w:tblGrid>
-        <w:gridCol w:w="4680"/>
-        <w:gridCol w:w="4680"/>
+        <w:gridCol w:w="2300"/>
+        <w:gridCol w:w="7060"/>
       </w:tblGrid>
       <w:tr>
         <w:tc>
           <w:tcPr>
-            <w:tcW w:type="dxa" w:w="2304"/>
+            <w:tcW w:type="dxa" w:w="2300"/>
             <w:shd w:fill="F2F4F7"/>
             <w:vAlign w:val="center"/>
           </w:tcPr>
@@ -67,7 +74,7 @@
         </w:tc>
         <w:tc>
           <w:tcPr>
-            <w:tcW w:type="dxa" w:w="6912"/>
+            <w:tcW w:type="dxa" w:w="7060"/>
             <w:vAlign w:val="center"/>
           </w:tcPr>
           <w:p>
@@ -90,7 +97,7 @@
       <w:tr>
         <w:tc>
           <w:tcPr>
-            <w:tcW w:type="dxa" w:w="2304"/>
+            <w:tcW w:type="dxa" w:w="2300"/>
             <w:shd w:fill="F2F4F7"/>
             <w:vAlign w:val="center"/>
           </w:tcPr>
@@ -112,7 +119,7 @@
         </w:tc>
         <w:tc>
           <w:tcPr>
-            <w:tcW w:type="dxa" w:w="6912"/>
+            <w:tcW w:type="dxa" w:w="7060"/>
             <w:vAlign w:val="center"/>
           </w:tcPr>
           <w:p>
@@ -135,7 +142,7 @@
       <w:tr>
         <w:tc>
           <w:tcPr>
-            <w:tcW w:type="dxa" w:w="2304"/>
+            <w:tcW w:type="dxa" w:w="2300"/>
             <w:shd w:fill="F2F4F7"/>
             <w:vAlign w:val="center"/>
           </w:tcPr>
@@ -157,7 +164,7 @@
         </w:tc>
         <w:tc>
           <w:tcPr>
-            <w:tcW w:type="dxa" w:w="6912"/>
+            <w:tcW w:type="dxa" w:w="7060"/>
             <w:vAlign w:val="center"/>
           </w:tcPr>
           <w:p>
@@ -180,7 +187,7 @@
       <w:tr>
         <w:tc>
           <w:tcPr>
-            <w:tcW w:type="dxa" w:w="2304"/>
+            <w:tcW w:type="dxa" w:w="2300"/>
             <w:shd w:fill="F2F4F7"/>
             <w:vAlign w:val="center"/>
           </w:tcPr>
@@ -202,7 +209,7 @@
         </w:tc>
         <w:tc>
           <w:tcPr>
-            <w:tcW w:type="dxa" w:w="6912"/>
+            <w:tcW w:type="dxa" w:w="7060"/>
             <w:vAlign w:val="center"/>
           </w:tcPr>
           <w:p>
@@ -225,7 +232,7 @@
       <w:tr>
         <w:tc>
           <w:tcPr>
-            <w:tcW w:type="dxa" w:w="2304"/>
+            <w:tcW w:type="dxa" w:w="2300"/>
             <w:shd w:fill="F2F4F7"/>
             <w:vAlign w:val="center"/>
           </w:tcPr>
@@ -247,7 +254,7 @@
         </w:tc>
         <w:tc>
           <w:tcPr>
-            <w:tcW w:type="dxa" w:w="6912"/>
+            <w:tcW w:type="dxa" w:w="7060"/>
             <w:vAlign w:val="center"/>
           </w:tcPr>
           <w:p>
@@ -270,7 +277,7 @@
       <w:tr>
         <w:tc>
           <w:tcPr>
-            <w:tcW w:type="dxa" w:w="2304"/>
+            <w:tcW w:type="dxa" w:w="2300"/>
             <w:shd w:fill="F2F4F7"/>
             <w:vAlign w:val="center"/>
           </w:tcPr>
@@ -292,7 +299,7 @@
         </w:tc>
         <w:tc>
           <w:tcPr>
-            <w:tcW w:type="dxa" w:w="6912"/>
+            <w:tcW w:type="dxa" w:w="7060"/>
             <w:vAlign w:val="center"/>
           </w:tcPr>
           <w:p>
@@ -324,7 +331,7 @@
     </w:p>
     <w:p>
       <w:r>
-        <w:t>尿素在 2025 年的对华来源占比为 18.7%，应结合企业采购、原产地证书和 HS8 单证继续验证。</w:t>
+        <w:t>2025 年，印度进口“尿素”中来自中国的金额占比为 18.7%，按本报告阈值属于较低。该判断严格限定于 HS 2022 六位商品编码 310210，不外推至父级税目、具体企业或受控技术参数。</w:t>
       </w:r>
     </w:p>
     <w:p>
@@ -371,7 +378,7 @@
           <w:rFonts w:ascii="Microsoft YaHei" w:hAnsi="Microsoft YaHei" w:eastAsia="Microsoft YaHei"/>
           <w:sz w:val="21"/>
         </w:rPr>
-        <w:t>主要替代供应国或地区包括：阿曼、俄罗斯、卡塔尔、沙特阿拉伯、阿联酋。</w:t>
+        <w:t>剔除中国后，2025 年其他主要供应来源为：阿曼、俄罗斯、卡塔尔、印度尼西亚、沙特阿拉伯。</w:t>
       </w:r>
     </w:p>
     <w:p>
@@ -384,12 +391,17 @@
     </w:p>
     <w:p>
       <w:r>
-        <w:t>该品类的公开贸易数据能够用于识别来源集中度，但不足以替代企业级 BOM、合同、发票、原产地证书和物流单证。</w:t>
+        <w:t>印度自中国进口 878.8 百万美元，相对于该商品进口总额 4.69 十亿美元；比例使用未舍入金额计算，页面显示值仅作四舍五入。</w:t>
       </w:r>
     </w:p>
     <w:p>
       <w:r>
-        <w:t>对第三国路径的判断应区分实质加工、区域分销、库存调拨和简单转运；金额同步变化只能作为筛查信号。</w:t>
+        <w:t>其他供应来源按同一 HS6、同一报告国、同一年度的进口金额排序。它们说明采购来源结构，不等于已经具备同等产能、认证、交付周期或价格条件。</w:t>
+      </w:r>
+    </w:p>
+    <w:p>
+      <w:r>
+        <w:t>公开贸易数据能够识别来源集中度，但不足以替代企业级 BOM、合同、发票、原产地证书和物流单证。对受控物项还必须核对技术参数、最终用户和最终用途。</w:t>
       </w:r>
     </w:p>
     <w:p>
@@ -402,7 +414,7 @@
     </w:p>
     <w:p>
       <w:r>
-        <w:t>当前公开数据仅能提供路径筛查信号，不构成转口事实认定。</w:t>
+        <w:t>当前未取得与 HS6 310210 完全同口径且能够对应同一批货物的逐段单证闭环。即使中国至一个或多个中转国、再至印度的双边金额在同一时期同步上升，也只能作为核验线索；必须再用提单、原产地证书、发票、加工记录或公开查发案例确认。</w:t>
       </w:r>
     </w:p>
     <w:p>
@@ -415,7 +427,7 @@
     </w:p>
     <w:p>
       <w:r>
-        <w:t>尿素应作为供应链依赖监测对象，结论准确度为 高概率。后续需用 HS8 与业务单证校验。</w:t>
+        <w:t>尿素对华进口来源集中度较低，应保持常态监测。本结论准确度标注为“高概率”，仅适用于 HS6 310210 的 2025 年进口来源结构；后续若取得中国海关 HS8、企业料号和业务单证，应在不改变国际 HS6 可比口径的前提下进一步下钻。</w:t>
       </w:r>
     </w:p>
     <w:p>
@@ -436,7 +448,7 @@
           <w:rFonts w:ascii="Microsoft YaHei" w:hAnsi="Microsoft YaHei" w:eastAsia="Microsoft YaHei"/>
           <w:sz w:val="21"/>
         </w:rPr>
-        <w:t>HS8 单证与企业采购数据</w:t>
+        <w:t>HS6 310210 的月度进口金额、数量和对华来源占比</w:t>
       </w:r>
     </w:p>
     <w:p>
@@ -449,7 +461,7 @@
           <w:rFonts w:ascii="Microsoft YaHei" w:hAnsi="Microsoft YaHei" w:eastAsia="Microsoft YaHei"/>
           <w:sz w:val="21"/>
         </w:rPr>
-        <w:t>原产国、装运国与发票国差异</w:t>
+        <w:t>中国海关 HS8、企业料号与印度本国八位税号映射</w:t>
       </w:r>
     </w:p>
     <w:p>
@@ -462,7 +474,20 @@
           <w:rFonts w:ascii="Microsoft YaHei" w:hAnsi="Microsoft YaHei" w:eastAsia="Microsoft YaHei"/>
           <w:sz w:val="21"/>
         </w:rPr>
-        <w:t>月度进口额和对华占比异常波动</w:t>
+        <w:t>原产国、装运国、发票国、提单路径与实际加工工序</w:t>
+      </w:r>
+    </w:p>
+    <w:p>
+      <w:pPr>
+        <w:pStyle w:val="ListBullet"/>
+        <w:spacing w:after="80"/>
+      </w:pPr>
+      <w:r>
+        <w:rPr>
+          <w:rFonts w:ascii="Microsoft YaHei" w:hAnsi="Microsoft YaHei" w:eastAsia="Microsoft YaHei"/>
+          <w:sz w:val="21"/>
+        </w:rPr>
+        <w:t>出口许可证、技术参数、最终用户和最终用途变化</w:t>
       </w:r>
     </w:p>
     <w:p>
@@ -483,7 +508,7 @@
           <w:rFonts w:ascii="Microsoft YaHei" w:hAnsi="Microsoft YaHei" w:eastAsia="Microsoft YaHei"/>
           <w:sz w:val="21"/>
         </w:rPr>
-        <w:t>UN Comtrade 2025 / monthly API, HS 2022 (H6)</w:t>
+        <w:t>UN Comtrade 公共 API：reporterCode=699（印度）、partnerCode=0/156、flowCode=M、cmdCode=310210、period=2025；访问 2026-07-23。</w:t>
       </w:r>
     </w:p>
     <w:p>
@@ -496,7 +521,7 @@
           <w:rFonts w:ascii="Microsoft YaHei" w:hAnsi="Microsoft YaHei" w:eastAsia="Microsoft YaHei"/>
           <w:sz w:val="21"/>
         </w:rPr>
-        <w:t>印度 DGCI&amp;S TradeStat</w:t>
+        <w:t>印度 DGCI&amp;S TradeStat：月度贸易数据库与编码调整说明。</w:t>
       </w:r>
     </w:p>
     <w:p>
@@ -509,7 +534,7 @@
           <w:rFonts w:ascii="Microsoft YaHei" w:hAnsi="Microsoft YaHei" w:eastAsia="Microsoft YaHei"/>
           <w:sz w:val="21"/>
         </w:rPr>
-        <w:t>项目页面公开研究口径说明</w:t>
+        <w:t>中国商务部、海关总署及中国出口管制信息网：现行两用物项清单、公告与许可证管理目录。</w:t>
       </w:r>
     </w:p>
     <w:p>

--- a/public/reports/fertilizer_urea.docx
+++ b/public/reports/fertilizer_urea.docx
@@ -27,7 +27,7 @@
           <w:color w:val="555555"/>
           <w:sz w:val="22"/>
         </w:rPr>
-        <w:t>商品：尿素 / Urea · 快照 2026-07-23</w:t>
+        <w:t>商品：尿素 / Urea · 快照 2026-07-24</w:t>
       </w:r>
     </w:p>
     <w:tbl>
@@ -330,8 +330,52 @@
       </w:r>
     </w:p>
     <w:p>
+      <w:pPr>
+        <w:spacing w:after="120"/>
+      </w:pPr>
       <w:r>
+        <w:rPr>
+          <w:rFonts w:ascii="Microsoft YaHei" w:hAnsi="Microsoft YaHei" w:eastAsia="Microsoft YaHei"/>
+          <w:sz w:val="21"/>
+        </w:rPr>
         <w:t>2025 年，印度进口“尿素”中来自中国的金额占比为 18.7%，按本报告阈值属于较低。该判断严格限定于 HS 2022 六位商品编码 310210，不外推至父级税目、具体企业或受控技术参数。</w:t>
+      </w:r>
+      <w:r>
+        <w:rPr>
+          <w:rFonts w:ascii="Microsoft YaHei" w:hAnsi="Microsoft YaHei" w:eastAsia="Microsoft YaHei"/>
+          <w:b w:val="0"/>
+          <w:color w:val="1F4D78"/>
+          <w:sz w:val="16"/>
+          <w:vertAlign w:val="superscript"/>
+        </w:rPr>
+        <w:t>〔1〕</w:t>
+      </w:r>
+    </w:p>
+    <w:p>
+      <w:pPr>
+        <w:spacing w:after="120"/>
+      </w:pPr>
+      <w:r>
+        <w:rPr>
+          <w:rFonts w:ascii="Microsoft YaHei" w:hAnsi="Microsoft YaHei" w:eastAsia="Microsoft YaHei"/>
+          <w:sz w:val="21"/>
+        </w:rPr>
+        <w:t>尿素对华依赖在 2024-25 财年降至低位后，于 2025-26 前 11 个月明显回升。2025 自然年价值口径下中国占印度尿素进口约 18.7%；第三国路线中，阿联酋存在强反证，越南仅能支持个别批次的可能性。</w:t>
+      </w:r>
+      <w:r>
+        <w:rPr>
+          <w:rFonts w:ascii="Microsoft YaHei" w:hAnsi="Microsoft YaHei" w:eastAsia="Microsoft YaHei"/>
+          <w:b w:val="0"/>
+          <w:color w:val="1F4D78"/>
+          <w:sz w:val="16"/>
+          <w:vertAlign w:val="superscript"/>
+        </w:rPr>
+        <w:t>〔2〕</w:t>
+      </w:r>
+    </w:p>
+    <w:p>
+      <w:r>
+        <w:t>本报告的用途是为业务数据复核、供应链审计和出口管制策略研究提供公开来源底稿。因此，报告将“贸易统计能够证明的来源结构”和“仍需单证核验的路径推演”分开表述：前者用于判断依赖程度，后者只用于形成核验清单。</w:t>
       </w:r>
     </w:p>
     <w:p>
@@ -339,7 +383,25 @@
         <w:pStyle w:val="Heading1"/>
       </w:pPr>
       <w:r>
-        <w:t>二、数据事实</w:t>
+        <w:t>二、商品边界与统计口径</w:t>
+      </w:r>
+    </w:p>
+    <w:p>
+      <w:r>
+        <w:t>HS 310210 尿素。贸易价值使用自然年，印度化肥部国别数量使用财政年度；两个时间窗口必须分开阅读。</w:t>
+      </w:r>
+    </w:p>
+    <w:p>
+      <w:r>
+        <w:t>网页矩阵和本报告均优先使用真实可复核编码。当前国际比较口径为 HS6 国际可比口径 310210；如公开来源只能稳定提供 HS6，本报告即如实使用 HS6，不补零、不以父级税目金额替代具体物项。</w:t>
+      </w:r>
+    </w:p>
+    <w:p>
+      <w:pPr>
+        <w:pStyle w:val="Heading1"/>
+      </w:pPr>
+      <w:r>
+        <w:t>三、数据事实</w:t>
       </w:r>
     </w:p>
     <w:p>
@@ -352,7 +414,17 @@
           <w:rFonts w:ascii="Microsoft YaHei" w:hAnsi="Microsoft YaHei" w:eastAsia="Microsoft YaHei"/>
           <w:sz w:val="21"/>
         </w:rPr>
-        <w:t>2025 年印度自中国进口 878.8 百万美元，全球进口 4.69 十亿美元，对华来源占比 18.7%。</w:t>
+        <w:t>2025 年印度自中国进口尿素约 8.79 亿美元，全球进口约 46.94 亿美元，对华来源占比 18.7%。</w:t>
+      </w:r>
+      <w:r>
+        <w:rPr>
+          <w:rFonts w:ascii="Microsoft YaHei" w:hAnsi="Microsoft YaHei" w:eastAsia="Microsoft YaHei"/>
+          <w:b w:val="0"/>
+          <w:color w:val="1F4D78"/>
+          <w:sz w:val="16"/>
+          <w:vertAlign w:val="superscript"/>
+        </w:rPr>
+        <w:t>〔3〕</w:t>
       </w:r>
     </w:p>
     <w:p>
@@ -365,7 +437,17 @@
           <w:rFonts w:ascii="Microsoft YaHei" w:hAnsi="Microsoft YaHei" w:eastAsia="Microsoft YaHei"/>
           <w:sz w:val="21"/>
         </w:rPr>
-        <w:t>页面和报告均使用真实的 HS6 国际可比口径 310210；不补零、不使用父级大类代理金额。</w:t>
+        <w:t>印度官方数量显示，中国份额由 2023-24 财年的 26.5%降至 2024-25 的 1.8%，2025-26 截至 2026 年 2 月回升到 21.7%。</w:t>
+      </w:r>
+      <w:r>
+        <w:rPr>
+          <w:rFonts w:ascii="Microsoft YaHei" w:hAnsi="Microsoft YaHei" w:eastAsia="Microsoft YaHei"/>
+          <w:b w:val="0"/>
+          <w:color w:val="1F4D78"/>
+          <w:sz w:val="16"/>
+          <w:vertAlign w:val="superscript"/>
+        </w:rPr>
+        <w:t>〔4〕</w:t>
       </w:r>
     </w:p>
     <w:p>
@@ -378,7 +460,22 @@
           <w:rFonts w:ascii="Microsoft YaHei" w:hAnsi="Microsoft YaHei" w:eastAsia="Microsoft YaHei"/>
           <w:sz w:val="21"/>
         </w:rPr>
-        <w:t>剔除中国后，2025 年其他主要供应来源为：阿曼、俄罗斯、卡塔尔、印度尼西亚、沙特阿拉伯。</w:t>
+        <w:t>2024 年印度自阿联酋进口尿素 5.81892 亿千克，而中国对阿联酋出口仅 22.488 万千克，基本排除该批量主要来自中国再出口。</w:t>
+      </w:r>
+      <w:r>
+        <w:rPr>
+          <w:rFonts w:ascii="Microsoft YaHei" w:hAnsi="Microsoft YaHei" w:eastAsia="Microsoft YaHei"/>
+          <w:b w:val="0"/>
+          <w:color w:val="1F4D78"/>
+          <w:sz w:val="16"/>
+          <w:vertAlign w:val="superscript"/>
+        </w:rPr>
+        <w:t>〔5〕</w:t>
+      </w:r>
+    </w:p>
+    <w:p>
+      <w:r>
+        <w:t>上述金额均为现价美元口径。印度进口统计通常采用 CIF 进口口径；中国海关出口镜像采用中国出口统计口径。两类口径可以互相校验方向和异常，但不能直接相加或替代。</w:t>
       </w:r>
     </w:p>
     <w:p>
@@ -386,22 +483,244 @@
         <w:pStyle w:val="Heading1"/>
       </w:pPr>
       <w:r>
-        <w:t>三、分析</w:t>
+        <w:t>四、中国海关 HS8 出口镜像</w:t>
       </w:r>
     </w:p>
     <w:p>
+      <w:pPr>
+        <w:spacing w:after="120"/>
+      </w:pPr>
       <w:r>
-        <w:t>印度自中国进口 878.8 百万美元，相对于该商品进口总额 4.69 十亿美元；比例使用未舍入金额计算，页面显示值仅作四舍五入。</w:t>
+        <w:rPr>
+          <w:rFonts w:ascii="Microsoft YaHei" w:hAnsi="Microsoft YaHei" w:eastAsia="Microsoft YaHei"/>
+          <w:sz w:val="21"/>
+        </w:rPr>
+        <w:t>在中国海关出口镜像中，HS6 310210 下共匹配 1 个真实 HS8 子项。2025 年中国出口至印度金额为 114.01 百万美元；2026 年已导出月份合计为 0 美元。2025—2026 已导出月份中，月度峰值出现在 202510，金额为 59.38 百万美元。</w:t>
+      </w:r>
+      <w:r>
+        <w:rPr>
+          <w:rFonts w:ascii="Microsoft YaHei" w:hAnsi="Microsoft YaHei" w:eastAsia="Microsoft YaHei"/>
+          <w:b w:val="0"/>
+          <w:color w:val="1F4D78"/>
+          <w:sz w:val="16"/>
+          <w:vertAlign w:val="superscript"/>
+        </w:rPr>
+        <w:t>〔6〕</w:t>
       </w:r>
     </w:p>
+    <w:tbl>
+      <w:tblPr>
+        <w:tblStyle w:val="TableGrid"/>
+        <w:jc w:val="center"/>
+        <w:tblLook w:firstColumn="1" w:firstRow="1" w:lastColumn="0" w:lastRow="0" w:noHBand="0" w:noVBand="1" w:val="04A0"/>
+        <w:tblW w:w="9360" w:type="dxa"/>
+        <w:tblInd w:w="120" w:type="dxa"/>
+        <w:tblLayout w:type="fixed"/>
+        <w:tblCellMar>
+          <w:top w:w="80" w:type="dxa"/>
+          <w:start w:w="120" w:type="dxa"/>
+          <w:bottom w:w="80" w:type="dxa"/>
+          <w:end w:w="120" w:type="dxa"/>
+        </w:tblCellMar>
+      </w:tblPr>
+      <w:tblGrid>
+        <w:gridCol w:w="1300"/>
+        <w:gridCol w:w="4260"/>
+        <w:gridCol w:w="1700"/>
+        <w:gridCol w:w="2100"/>
+      </w:tblGrid>
+      <w:tr>
+        <w:trPr>
+          <w:tblHeader w:val="true"/>
+        </w:trPr>
+        <w:tc>
+          <w:tcPr>
+            <w:tcW w:type="dxa" w:w="1300"/>
+            <w:shd w:fill="F2F4F7"/>
+            <w:vAlign w:val="center"/>
+          </w:tcPr>
+          <w:p>
+            <w:pPr>
+              <w:spacing w:after="0"/>
+            </w:pPr>
+            <w:r/>
+            <w:r>
+              <w:rPr>
+                <w:rFonts w:ascii="Microsoft YaHei" w:hAnsi="Microsoft YaHei" w:eastAsia="Microsoft YaHei"/>
+                <w:b/>
+                <w:color w:val="1F4D78"/>
+                <w:sz w:val="19"/>
+              </w:rPr>
+              <w:t>HS8</w:t>
+            </w:r>
+          </w:p>
+        </w:tc>
+        <w:tc>
+          <w:tcPr>
+            <w:tcW w:type="dxa" w:w="4260"/>
+            <w:shd w:fill="F2F4F7"/>
+            <w:vAlign w:val="center"/>
+          </w:tcPr>
+          <w:p>
+            <w:pPr>
+              <w:spacing w:after="0"/>
+            </w:pPr>
+            <w:r/>
+            <w:r>
+              <w:rPr>
+                <w:rFonts w:ascii="Microsoft YaHei" w:hAnsi="Microsoft YaHei" w:eastAsia="Microsoft YaHei"/>
+                <w:b/>
+                <w:color w:val="1F4D78"/>
+                <w:sz w:val="19"/>
+              </w:rPr>
+              <w:t>商品名称</w:t>
+            </w:r>
+          </w:p>
+        </w:tc>
+        <w:tc>
+          <w:tcPr>
+            <w:tcW w:type="dxa" w:w="1700"/>
+            <w:shd w:fill="F2F4F7"/>
+            <w:vAlign w:val="center"/>
+          </w:tcPr>
+          <w:p>
+            <w:pPr>
+              <w:spacing w:after="0"/>
+            </w:pPr>
+            <w:r/>
+            <w:r>
+              <w:rPr>
+                <w:rFonts w:ascii="Microsoft YaHei" w:hAnsi="Microsoft YaHei" w:eastAsia="Microsoft YaHei"/>
+                <w:b/>
+                <w:color w:val="1F4D78"/>
+                <w:sz w:val="19"/>
+              </w:rPr>
+              <w:t>2025出口额</w:t>
+            </w:r>
+          </w:p>
+        </w:tc>
+        <w:tc>
+          <w:tcPr>
+            <w:tcW w:type="dxa" w:w="2100"/>
+            <w:shd w:fill="F2F4F7"/>
+            <w:vAlign w:val="center"/>
+          </w:tcPr>
+          <w:p>
+            <w:pPr>
+              <w:spacing w:after="0"/>
+            </w:pPr>
+            <w:r/>
+            <w:r>
+              <w:rPr>
+                <w:rFonts w:ascii="Microsoft YaHei" w:hAnsi="Microsoft YaHei" w:eastAsia="Microsoft YaHei"/>
+                <w:b/>
+                <w:color w:val="1F4D78"/>
+                <w:sz w:val="19"/>
+              </w:rPr>
+              <w:t>主要贸易方式</w:t>
+            </w:r>
+          </w:p>
+        </w:tc>
+      </w:tr>
+      <w:tr>
+        <w:tc>
+          <w:tcPr>
+            <w:tcW w:type="dxa" w:w="1300"/>
+            <w:vAlign w:val="center"/>
+          </w:tcPr>
+          <w:p>
+            <w:pPr>
+              <w:spacing w:after="0"/>
+            </w:pPr>
+            <w:r/>
+            <w:r>
+              <w:rPr>
+                <w:rFonts w:ascii="Microsoft YaHei" w:hAnsi="Microsoft YaHei" w:eastAsia="Microsoft YaHei"/>
+                <w:b w:val="0"/>
+                <w:color w:val="000000"/>
+                <w:sz w:val="19"/>
+              </w:rPr>
+              <w:t>31021000</w:t>
+            </w:r>
+          </w:p>
+        </w:tc>
+        <w:tc>
+          <w:tcPr>
+            <w:tcW w:type="dxa" w:w="4260"/>
+            <w:vAlign w:val="center"/>
+          </w:tcPr>
+          <w:p>
+            <w:pPr>
+              <w:spacing w:after="0"/>
+            </w:pPr>
+            <w:r/>
+            <w:r>
+              <w:rPr>
+                <w:rFonts w:ascii="Microsoft YaHei" w:hAnsi="Microsoft YaHei" w:eastAsia="Microsoft YaHei"/>
+                <w:b w:val="0"/>
+                <w:color w:val="000000"/>
+                <w:sz w:val="19"/>
+              </w:rPr>
+              <w:t>尿素，不论是否水溶液</w:t>
+            </w:r>
+          </w:p>
+        </w:tc>
+        <w:tc>
+          <w:tcPr>
+            <w:tcW w:type="dxa" w:w="1700"/>
+            <w:vAlign w:val="center"/>
+          </w:tcPr>
+          <w:p>
+            <w:pPr>
+              <w:spacing w:after="0"/>
+            </w:pPr>
+            <w:r/>
+            <w:r>
+              <w:rPr>
+                <w:rFonts w:ascii="Microsoft YaHei" w:hAnsi="Microsoft YaHei" w:eastAsia="Microsoft YaHei"/>
+                <w:b w:val="0"/>
+                <w:color w:val="000000"/>
+                <w:sz w:val="19"/>
+              </w:rPr>
+              <w:t>114.01 百万美元</w:t>
+            </w:r>
+          </w:p>
+        </w:tc>
+        <w:tc>
+          <w:tcPr>
+            <w:tcW w:type="dxa" w:w="2100"/>
+            <w:vAlign w:val="center"/>
+          </w:tcPr>
+          <w:p>
+            <w:pPr>
+              <w:spacing w:after="0"/>
+            </w:pPr>
+            <w:r/>
+            <w:r>
+              <w:rPr>
+                <w:rFonts w:ascii="Microsoft YaHei" w:hAnsi="Microsoft YaHei" w:eastAsia="Microsoft YaHei"/>
+                <w:b w:val="0"/>
+                <w:color w:val="000000"/>
+                <w:sz w:val="19"/>
+              </w:rPr>
+              <w:t>一般贸易</w:t>
+            </w:r>
+          </w:p>
+        </w:tc>
+      </w:tr>
+    </w:tbl>
     <w:p>
+      <w:pPr>
+        <w:spacing w:after="120"/>
+      </w:pPr>
       <w:r>
-        <w:t>其他供应来源按同一 HS6、同一报告国、同一年度的进口金额排序。它们说明采购来源结构，不等于已经具备同等产能、认证、交付周期或价格条件。</w:t>
-      </w:r>
-    </w:p>
-    <w:p>
-      <w:r>
-        <w:t>公开贸易数据能够识别来源集中度，但不足以替代企业级 BOM、合同、发票、原产地证书和物流单证。对受控物项还必须核对技术参数、最终用户和最终用途。</w:t>
+        <w:rPr>
+          <w:rFonts w:ascii="Microsoft YaHei" w:hAnsi="Microsoft YaHei" w:eastAsia="Microsoft YaHei"/>
+          <w:b w:val="0"/>
+          <w:color w:val="666666"/>
+          <w:sz w:val="18"/>
+        </w:rPr>
+        <w:t>表注：如某 HS6 下超过 10 个 HS8，表中列示金额靠前的主要子项；完整明细以网页交互卡片和原始 CSV 为准。</w:t>
       </w:r>
     </w:p>
     <w:p>
@@ -409,12 +728,17 @@
         <w:pStyle w:val="Heading1"/>
       </w:pPr>
       <w:r>
-        <w:t>四、第三国路径与判读边界</w:t>
+        <w:t>五、第三国路径与判读边界</w:t>
       </w:r>
     </w:p>
     <w:p>
       <w:r>
-        <w:t>当前未取得与 HS6 310210 完全同口径且能够对应同一批货物的逐段单证闭环。即使中国至一个或多个中转国、再至印度的双边金额在同一时期同步上升，也只能作为核验线索；必须再用提单、原产地证书、发票、加工记录或公开查发案例确认。</w:t>
+        <w:t>镜像数量只能检验路线是否具备物量上限，不能证明具体批次；财政年度数量与自然年价值不得直接相加。</w:t>
+      </w:r>
+    </w:p>
+    <w:p>
+      <w:r>
+        <w:t>对 HS 310210 而言，第三国路径至少需要同时满足四类证据：第一，中国至中转节点存在同口径商品出口；第二，中转节点至印度存在同口径商品出口或印度进口；第三，金额、月份、数量单位和商品描述具有可比性；第四，原产地证书、提单、发票、加工记录或公开查发案例能够解释同一货物或同一供应网络。</w:t>
       </w:r>
     </w:p>
     <w:p>
@@ -422,12 +746,32 @@
         <w:pStyle w:val="Heading1"/>
       </w:pPr>
       <w:r>
-        <w:t>五、结论</w:t>
+        <w:t>六、分析</w:t>
       </w:r>
     </w:p>
     <w:p>
       <w:r>
-        <w:t>尿素对华进口来源集中度较低，应保持常态监测。本结论准确度标注为“高概率”，仅适用于 HS6 310210 的 2025 年进口来源结构；后续若取得中国海关 HS8、企业料号和业务单证，应在不改变国际 HS6 可比口径的前提下进一步下钻。</w:t>
+        <w:t>尿素来源正向阿曼、俄罗斯、卡塔尔、沙特和阿联酋等海湾/远洋供应国切换，中国则更多表现为政策窗口打开时的弹性来源。</w:t>
+      </w:r>
+    </w:p>
+    <w:p>
+      <w:r>
+        <w:t>对印风险并不只来自中国。霍尔木兹或红海受扰时，替代中国的海湾来源也可能同步承压，造成招标价格、航程和财政补贴上升。</w:t>
+      </w:r>
+    </w:p>
+    <w:p>
+      <w:r>
+        <w:t>尿素的公开统计占比处于较低区间。低占比并不意味着没有供应链风险，但风险更可能集中在少数企业、少数高端型号或受控参数，而不是全国进口来源结构。后续核验应以企业订单、型号和用途为核心，而不是扩大为行业性依赖判断。</w:t>
+      </w:r>
+    </w:p>
+    <w:p>
+      <w:r>
+        <w:t>替代供应方面，2025 年除中国外的主要来源包括：阿曼、俄罗斯、卡塔尔、印度尼西亚、沙特阿拉伯。这些来源国可以作为供应分散化的第一批观察对象，但其是否具备现实替代能力，仍需进一步比较产品等级、报价条款、交期、认证记录、历史交付稳定性和售后能力。对于工程设备、电子电力和医药化工类商品，还需要特别注意整机、零部件、材料和中间体之间的税号差异。</w:t>
+      </w:r>
+    </w:p>
+    <w:p>
+      <w:r>
+        <w:t>从中国出口管制策略研究角度看，HS 310210 只能作为筛查入口，不能直接替代受控物项判定。真正需要落到三个层级：第一，税号与商品描述是否锁定到具体物项；第二，技术参数、性能指标、材料形态或最终用途是否触及管制清单；第三，交易链条中的最终用户、最终用途、发票国、装运国和原产国是否一致。因此，本报告将贸易金额用于识别优先级，将单证和技术参数留作后续核验重点。</w:t>
       </w:r>
     </w:p>
     <w:p>
@@ -435,7 +779,25 @@
         <w:pStyle w:val="Heading1"/>
       </w:pPr>
       <w:r>
-        <w:t>六、后续监测重点</w:t>
+        <w:t>七、结论</w:t>
+      </w:r>
+    </w:p>
+    <w:p>
+      <w:r>
+        <w:t>尿素的对华依赖属于高波动、可切换但受物流约束的依赖。中国直接供应已在 2025-26 明显恢复；阿联酋大规模转口可基本排除，越南路线仅应列为低优先级核验对象。</w:t>
+      </w:r>
+    </w:p>
+    <w:p>
+      <w:r>
+        <w:t>准确度标注：高概率。结论主要基于公开统计与审慎边界表述。</w:t>
+      </w:r>
+    </w:p>
+    <w:p>
+      <w:pPr>
+        <w:pStyle w:val="Heading1"/>
+      </w:pPr>
+      <w:r>
+        <w:t>八、后续监测重点</w:t>
       </w:r>
     </w:p>
     <w:p>
@@ -448,7 +810,7 @@
           <w:rFonts w:ascii="Microsoft YaHei" w:hAnsi="Microsoft YaHei" w:eastAsia="Microsoft YaHei"/>
           <w:sz w:val="21"/>
         </w:rPr>
-        <w:t>HS6 310210 的月度进口金额、数量和对华来源占比</w:t>
+        <w:t>中国尿素出口政策与港口滞留量</w:t>
       </w:r>
     </w:p>
     <w:p>
@@ -461,7 +823,7 @@
           <w:rFonts w:ascii="Microsoft YaHei" w:hAnsi="Microsoft YaHei" w:eastAsia="Microsoft YaHei"/>
           <w:sz w:val="21"/>
         </w:rPr>
-        <w:t>中国海关 HS8、企业料号与印度本国八位税号映射</w:t>
+        <w:t>印度招标中标来源、报价与到港节奏</w:t>
       </w:r>
     </w:p>
     <w:p>
@@ -474,7 +836,7 @@
           <w:rFonts w:ascii="Microsoft YaHei" w:hAnsi="Microsoft YaHei" w:eastAsia="Microsoft YaHei"/>
           <w:sz w:val="21"/>
         </w:rPr>
-        <w:t>原产国、装运国、发票国、提单路径与实际加工工序</w:t>
+        <w:t>越南对华进口与对印出口的同月数量</w:t>
       </w:r>
     </w:p>
     <w:p>
@@ -487,7 +849,7 @@
           <w:rFonts w:ascii="Microsoft YaHei" w:hAnsi="Microsoft YaHei" w:eastAsia="Microsoft YaHei"/>
           <w:sz w:val="21"/>
         </w:rPr>
-        <w:t>出口许可证、技术参数、最终用户和最终用途变化</w:t>
+        <w:t>阿曼—霍尔木兹—印度航线风险</w:t>
       </w:r>
     </w:p>
     <w:p>
@@ -495,46 +857,301 @@
         <w:pStyle w:val="Heading1"/>
       </w:pPr>
       <w:r>
-        <w:t>七、来源</w:t>
+        <w:t>脚注与数据来源</w:t>
       </w:r>
     </w:p>
     <w:p>
       <w:pPr>
-        <w:pStyle w:val="ListBullet"/>
-        <w:spacing w:after="80"/>
+        <w:spacing w:after="60"/>
       </w:pPr>
       <w:r>
         <w:rPr>
           <w:rFonts w:ascii="Microsoft YaHei" w:hAnsi="Microsoft YaHei" w:eastAsia="Microsoft YaHei"/>
-          <w:sz w:val="21"/>
+          <w:b/>
+          <w:color w:val="1F4D78"/>
+          <w:sz w:val="18"/>
         </w:rPr>
-        <w:t>UN Comtrade 公共 API：reporterCode=699（印度）、partnerCode=0/156、flowCode=M、cmdCode=310210、period=2025；访问 2026-07-23。</w:t>
+        <w:t>〔1〕</w:t>
+      </w:r>
+      <w:r>
+        <w:rPr>
+          <w:rFonts w:ascii="Microsoft YaHei" w:hAnsi="Microsoft YaHei" w:eastAsia="Microsoft YaHei"/>
+          <w:sz w:val="18"/>
+        </w:rPr>
+        <w:t>UN Comtrade 公共 API，报告国印度（reporterCode=699），贸易伙伴中国/世界（partnerCode=156/0），flowCode=M，cmdCode=310210，period=2025；访问日期 2026-07-24。</w:t>
       </w:r>
     </w:p>
     <w:p>
       <w:pPr>
-        <w:pStyle w:val="ListBullet"/>
-        <w:spacing w:after="80"/>
+        <w:spacing w:after="60"/>
       </w:pPr>
       <w:r>
         <w:rPr>
           <w:rFonts w:ascii="Microsoft YaHei" w:hAnsi="Microsoft YaHei" w:eastAsia="Microsoft YaHei"/>
-          <w:sz w:val="21"/>
+          <w:b/>
+          <w:color w:val="1F4D78"/>
+          <w:sz w:val="18"/>
+        </w:rPr>
+        <w:t>〔2〕</w:t>
+      </w:r>
+      <w:r>
+        <w:rPr>
+          <w:rFonts w:ascii="Microsoft YaHei" w:hAnsi="Microsoft YaHei" w:eastAsia="Microsoft YaHei"/>
+          <w:sz w:val="18"/>
+        </w:rPr>
+        <w:t>UN Comtrade 公共 API，报告国印度（reporterCode=699），贸易伙伴中国/世界（partnerCode=156/0），flowCode=M，cmdCode=310210，period=2025；访问日期 2026-07-24。</w:t>
+      </w:r>
+    </w:p>
+    <w:p>
+      <w:pPr>
+        <w:spacing w:after="60"/>
+      </w:pPr>
+      <w:r>
+        <w:rPr>
+          <w:rFonts w:ascii="Microsoft YaHei" w:hAnsi="Microsoft YaHei" w:eastAsia="Microsoft YaHei"/>
+          <w:b/>
+          <w:color w:val="1F4D78"/>
+          <w:sz w:val="18"/>
+        </w:rPr>
+        <w:t>〔3〕</w:t>
+      </w:r>
+      <w:r>
+        <w:rPr>
+          <w:rFonts w:ascii="Microsoft YaHei" w:hAnsi="Microsoft YaHei" w:eastAsia="Microsoft YaHei"/>
+          <w:sz w:val="18"/>
+        </w:rPr>
+        <w:t>UN Comtrade 公共 API，报告国印度（reporterCode=699），贸易伙伴中国/世界（partnerCode=156/0），flowCode=M，cmdCode=310210，period=2025；访问日期 2026-07-24。</w:t>
+      </w:r>
+    </w:p>
+    <w:p>
+      <w:pPr>
+        <w:spacing w:after="60"/>
+      </w:pPr>
+      <w:r>
+        <w:rPr>
+          <w:rFonts w:ascii="Microsoft YaHei" w:hAnsi="Microsoft YaHei" w:eastAsia="Microsoft YaHei"/>
+          <w:b/>
+          <w:color w:val="1F4D78"/>
+          <w:sz w:val="18"/>
+        </w:rPr>
+        <w:t>〔4〕</w:t>
+      </w:r>
+      <w:r>
+        <w:rPr>
+          <w:rFonts w:ascii="Microsoft YaHei" w:hAnsi="Microsoft YaHei" w:eastAsia="Microsoft YaHei"/>
+          <w:sz w:val="18"/>
+        </w:rPr>
+        <w:t>WITS 2023 越南尿素镜像贸易</w:t>
+      </w:r>
+    </w:p>
+    <w:p>
+      <w:pPr>
+        <w:spacing w:after="60"/>
+      </w:pPr>
+      <w:r>
+        <w:rPr>
+          <w:rFonts w:ascii="Microsoft YaHei" w:hAnsi="Microsoft YaHei" w:eastAsia="Microsoft YaHei"/>
+          <w:b/>
+          <w:color w:val="1F4D78"/>
+          <w:sz w:val="18"/>
+        </w:rPr>
+        <w:t>〔5〕</w:t>
+      </w:r>
+      <w:r>
+        <w:rPr>
+          <w:rFonts w:ascii="Microsoft YaHei" w:hAnsi="Microsoft YaHei" w:eastAsia="Microsoft YaHei"/>
+          <w:sz w:val="18"/>
+        </w:rPr>
+        <w:t>WITS 2024 阿联酋尿素镜像贸易</w:t>
+      </w:r>
+    </w:p>
+    <w:p>
+      <w:pPr>
+        <w:spacing w:after="60"/>
+      </w:pPr>
+      <w:r>
+        <w:rPr>
+          <w:rFonts w:ascii="Microsoft YaHei" w:hAnsi="Microsoft YaHei" w:eastAsia="Microsoft YaHei"/>
+          <w:b/>
+          <w:color w:val="1F4D78"/>
+          <w:sz w:val="18"/>
+        </w:rPr>
+        <w:t>〔6〕</w:t>
+      </w:r>
+      <w:r>
+        <w:rPr>
+          <w:rFonts w:ascii="Microsoft YaHei" w:hAnsi="Microsoft YaHei" w:eastAsia="Microsoft YaHei"/>
+          <w:sz w:val="18"/>
+        </w:rPr>
+        <w:t>海关总署统计网，中国出口至印度，贸易伙伴编码 111，HS6 310210 下真实 HS8 明细，来源文件 数据导出.csv、数据导出 (1).csv，访问日期 2026-07-24。</w:t>
+      </w:r>
+    </w:p>
+    <w:p>
+      <w:pPr>
+        <w:spacing w:after="60"/>
+      </w:pPr>
+      <w:r>
+        <w:rPr>
+          <w:rFonts w:ascii="Microsoft YaHei" w:hAnsi="Microsoft YaHei" w:eastAsia="Microsoft YaHei"/>
+          <w:b/>
+          <w:color w:val="1F4D78"/>
+          <w:sz w:val="18"/>
+        </w:rPr>
+        <w:t>〔7〕</w:t>
+      </w:r>
+      <w:r>
+        <w:rPr>
+          <w:rFonts w:ascii="Microsoft YaHei" w:hAnsi="Microsoft YaHei" w:eastAsia="Microsoft YaHei"/>
+          <w:sz w:val="18"/>
+        </w:rPr>
+        <w:t>化肥专题报告：尿素国别—品类官方数量表</w:t>
+      </w:r>
+    </w:p>
+    <w:p>
+      <w:pPr>
+        <w:spacing w:after="60"/>
+      </w:pPr>
+      <w:r>
+        <w:rPr>
+          <w:rFonts w:ascii="Microsoft YaHei" w:hAnsi="Microsoft YaHei" w:eastAsia="Microsoft YaHei"/>
+          <w:b/>
+          <w:color w:val="1F4D78"/>
+          <w:sz w:val="18"/>
+        </w:rPr>
+        <w:t>〔8〕</w:t>
+      </w:r>
+      <w:r>
+        <w:rPr>
+          <w:rFonts w:ascii="Microsoft YaHei" w:hAnsi="Microsoft YaHei" w:eastAsia="Microsoft YaHei"/>
+          <w:sz w:val="18"/>
+        </w:rPr>
+        <w:t>WITS 2023 越南尿素镜像贸易</w:t>
+      </w:r>
+    </w:p>
+    <w:p>
+      <w:pPr>
+        <w:spacing w:after="60"/>
+      </w:pPr>
+      <w:r>
+        <w:rPr>
+          <w:rFonts w:ascii="Microsoft YaHei" w:hAnsi="Microsoft YaHei" w:eastAsia="Microsoft YaHei"/>
+          <w:b/>
+          <w:color w:val="1F4D78"/>
+          <w:sz w:val="18"/>
+        </w:rPr>
+        <w:t>〔9〕</w:t>
+      </w:r>
+      <w:r>
+        <w:rPr>
+          <w:rFonts w:ascii="Microsoft YaHei" w:hAnsi="Microsoft YaHei" w:eastAsia="Microsoft YaHei"/>
+          <w:sz w:val="18"/>
+        </w:rPr>
+        <w:t>WITS 2024 阿联酋尿素镜像贸易</w:t>
+      </w:r>
+    </w:p>
+    <w:p>
+      <w:pPr>
+        <w:spacing w:after="60"/>
+      </w:pPr>
+      <w:r>
+        <w:rPr>
+          <w:rFonts w:ascii="Microsoft YaHei" w:hAnsi="Microsoft YaHei" w:eastAsia="Microsoft YaHei"/>
+          <w:b/>
+          <w:color w:val="1F4D78"/>
+          <w:sz w:val="18"/>
+        </w:rPr>
+        <w:t>〔10〕</w:t>
+      </w:r>
+      <w:r>
+        <w:rPr>
+          <w:rFonts w:ascii="Microsoft YaHei" w:hAnsi="Microsoft YaHei" w:eastAsia="Microsoft YaHei"/>
+          <w:sz w:val="18"/>
+        </w:rPr>
+        <w:t>UN Comtrade 2025 HS 310210</w:t>
+      </w:r>
+    </w:p>
+    <w:p>
+      <w:pPr>
+        <w:spacing w:after="60"/>
+      </w:pPr>
+      <w:r>
+        <w:rPr>
+          <w:rFonts w:ascii="Microsoft YaHei" w:hAnsi="Microsoft YaHei" w:eastAsia="Microsoft YaHei"/>
+          <w:b/>
+          <w:color w:val="1F4D78"/>
+          <w:sz w:val="18"/>
+        </w:rPr>
+        <w:t>〔11〕</w:t>
+      </w:r>
+      <w:r>
+        <w:rPr>
+          <w:rFonts w:ascii="Microsoft YaHei" w:hAnsi="Microsoft YaHei" w:eastAsia="Microsoft YaHei"/>
+          <w:sz w:val="18"/>
+        </w:rPr>
+        <w:t>UN Comtrade 公共 API，报告国印度（reporterCode=699），贸易伙伴中国/世界（partnerCode=156/0），flowCode=M，cmdCode=310210，period=2025；访问日期 2026-07-24。</w:t>
+      </w:r>
+    </w:p>
+    <w:p>
+      <w:pPr>
+        <w:spacing w:after="60"/>
+      </w:pPr>
+      <w:r>
+        <w:rPr>
+          <w:rFonts w:ascii="Microsoft YaHei" w:hAnsi="Microsoft YaHei" w:eastAsia="Microsoft YaHei"/>
+          <w:b/>
+          <w:color w:val="1F4D78"/>
+          <w:sz w:val="18"/>
+        </w:rPr>
+        <w:t>〔12〕</w:t>
+      </w:r>
+      <w:r>
+        <w:rPr>
+          <w:rFonts w:ascii="Microsoft YaHei" w:hAnsi="Microsoft YaHei" w:eastAsia="Microsoft YaHei"/>
+          <w:sz w:val="18"/>
         </w:rPr>
         <w:t>印度 DGCI&amp;S TradeStat：月度贸易数据库与编码调整说明。</w:t>
       </w:r>
     </w:p>
     <w:p>
       <w:pPr>
-        <w:pStyle w:val="ListBullet"/>
-        <w:spacing w:after="80"/>
+        <w:spacing w:after="60"/>
       </w:pPr>
       <w:r>
         <w:rPr>
           <w:rFonts w:ascii="Microsoft YaHei" w:hAnsi="Microsoft YaHei" w:eastAsia="Microsoft YaHei"/>
-          <w:sz w:val="21"/>
+          <w:b/>
+          <w:color w:val="1F4D78"/>
+          <w:sz w:val="18"/>
+        </w:rPr>
+        <w:t>〔13〕</w:t>
+      </w:r>
+      <w:r>
+        <w:rPr>
+          <w:rFonts w:ascii="Microsoft YaHei" w:hAnsi="Microsoft YaHei" w:eastAsia="Microsoft YaHei"/>
+          <w:sz w:val="18"/>
         </w:rPr>
         <w:t>中国商务部、海关总署及中国出口管制信息网：现行两用物项清单、公告与许可证管理目录。</w:t>
+      </w:r>
+    </w:p>
+    <w:p>
+      <w:pPr>
+        <w:spacing w:after="60"/>
+      </w:pPr>
+      <w:r>
+        <w:rPr>
+          <w:rFonts w:ascii="Microsoft YaHei" w:hAnsi="Microsoft YaHei" w:eastAsia="Microsoft YaHei"/>
+          <w:b/>
+          <w:color w:val="1F4D78"/>
+          <w:sz w:val="18"/>
+        </w:rPr>
+        <w:t>〔14〕</w:t>
+      </w:r>
+      <w:r>
+        <w:rPr>
+          <w:rFonts w:ascii="Microsoft YaHei" w:hAnsi="Microsoft YaHei" w:eastAsia="Microsoft YaHei"/>
+          <w:sz w:val="18"/>
+        </w:rPr>
+        <w:t>海关总署统计网，中国出口至印度，贸易伙伴编码 111，HS6 310210 下真实 HS8 明细，来源文件 数据导出.csv、数据导出 (1).csv，访问日期 2026-07-24。</w:t>
       </w:r>
     </w:p>
     <w:p>
@@ -568,7 +1185,7 @@
         <w:color w:val="666666"/>
         <w:sz w:val="18"/>
       </w:rPr>
-      <w:t>尿素对华进口依赖与供应风险分析报告 · 2026-07-23</w:t>
+      <w:t>尿素对华进口依赖与供应风险分析报告 · 2026-07-24</w:t>
     </w:r>
   </w:p>
 </w:ftr>

--- a/public/reports/fertilizer_urea.docx
+++ b/public/reports/fertilizer_urea.docx
@@ -983,7 +983,7 @@
           <w:rFonts w:ascii="Microsoft YaHei" w:hAnsi="Microsoft YaHei" w:eastAsia="Microsoft YaHei"/>
           <w:sz w:val="18"/>
         </w:rPr>
-        <w:t>海关总署统计网，中国出口至印度，贸易伙伴编码 111，HS6 310210 下真实 HS8 明细，来源文件 数据导出.csv、数据导出 (1).csv，访问日期 2026-07-24。</w:t>
+        <w:t>海关总署统计网，中国出口至印度，贸易伙伴编码 111，HS6 310210 下真实 HS8 明细，来源文件 数据导出.csv、数据导出 (1).csv、数据导出 (4).csv、数据导出 (5).csv，访问日期 2026-07-28。</w:t>
       </w:r>
     </w:p>
     <w:p>
@@ -1151,7 +1151,7 @@
           <w:rFonts w:ascii="Microsoft YaHei" w:hAnsi="Microsoft YaHei" w:eastAsia="Microsoft YaHei"/>
           <w:sz w:val="18"/>
         </w:rPr>
-        <w:t>海关总署统计网，中国出口至印度，贸易伙伴编码 111，HS6 310210 下真实 HS8 明细，来源文件 数据导出.csv、数据导出 (1).csv，访问日期 2026-07-24。</w:t>
+        <w:t>海关总署统计网，中国出口至印度，贸易伙伴编码 111，HS6 310210 下真实 HS8 明细，来源文件 数据导出.csv、数据导出 (1).csv、数据导出 (4).csv、数据导出 (5).csv，访问日期 2026-07-28。</w:t>
       </w:r>
     </w:p>
     <w:p>
